--- a/applications/Jonah Williams - Resume - General.docx
+++ b/applications/Jonah Williams - Resume - General.docx
@@ -352,7 +352,7 @@
                 <w:sz w:val="20"/>
                 <w:szCs w:val="20"/>
               </w:rPr>
-              <w:t xml:space="preserve">Federal government, defence and intelligence adjacent, enterprise technology, geospatial</w:t>
+              <w:t xml:space="preserve">Federal government, enterprise technology, geospatial and spatial data services</w:t>
             </w:r>
           </w:p>
         </w:tc>
@@ -380,6 +380,7 @@
     </w:p>
     <w:p>
       <w:pPr>
+        <w:keepNext/>
         <w:spacing w:after="20" w:before="180"/>
       </w:pPr>
       <w:r>
@@ -415,6 +416,7 @@
     </w:p>
     <w:p>
       <w:pPr>
+        <w:keepNext/>
         <w:spacing w:after="80"/>
       </w:pPr>
       <w:r>
@@ -545,6 +547,7 @@
     </w:p>
     <w:p>
       <w:pPr>
+        <w:keepNext/>
         <w:spacing w:after="20" w:before="180"/>
       </w:pPr>
       <w:r>
@@ -618,6 +621,7 @@
     </w:p>
     <w:p>
       <w:pPr>
+        <w:keepNext/>
         <w:spacing w:after="20" w:before="180"/>
       </w:pPr>
       <w:r>
@@ -653,6 +657,7 @@
     </w:p>
     <w:p>
       <w:pPr>
+        <w:keepNext/>
         <w:spacing w:after="80"/>
       </w:pPr>
       <w:r>
@@ -726,6 +731,7 @@
     </w:p>
     <w:p>
       <w:pPr>
+        <w:keepNext/>
         <w:spacing w:after="20" w:before="180"/>
       </w:pPr>
       <w:r>
@@ -761,6 +767,7 @@
     </w:p>
     <w:p>
       <w:pPr>
+        <w:keepNext/>
         <w:spacing w:after="80"/>
       </w:pPr>
       <w:r>
@@ -796,6 +803,7 @@
     </w:p>
     <w:p>
       <w:pPr>
+        <w:keepNext/>
         <w:spacing w:after="20" w:before="180"/>
       </w:pPr>
       <w:r>
@@ -904,6 +912,9 @@
       </w:r>
     </w:p>
     <w:p>
+      <w:pPr>
+        <w:spacing w:after="40"/>
+      </w:pPr>
       <w:r>
         <w:rPr>
           <w:rFonts w:ascii="Cambria" w:cs="Cambria" w:eastAsia="Cambria" w:hAnsi="Cambria"/>
